--- a/archivos/Control de Stock.docx
+++ b/archivos/Control de Stock.docx
@@ -162,6 +162,13 @@
     </w:p>
     <w:p>
       <w:pPr>
+        <w:pBdr>
+          <w:top w:val="single" w:sz="4" w:space="1" w:color="auto"/>
+          <w:left w:val="single" w:sz="4" w:space="4" w:color="auto"/>
+          <w:bottom w:val="single" w:sz="4" w:space="1" w:color="auto"/>
+          <w:right w:val="single" w:sz="4" w:space="4" w:color="auto"/>
+        </w:pBdr>
+        <w:jc w:val="center"/>
         <w:rPr>
           <w:rFonts w:ascii="Century Gothic" w:hAnsi="Century Gothic"/>
           <w:outline/>
@@ -196,7 +203,7 @@
             <w14:round/>
           </w14:textOutline>
         </w:rPr>
-        <w:t>Estudiante en Licenciatura en Administración</w:t>
+        <w:t>ATENCIÓN: EL PRESENTE INFORME SE ENCUENTRA EN DESARROLLO. TENGA EN CUENTA QUE PUEDE EXISTIR CARENCIAS EN LA INFORMACIÓN DEL MANUAL.</w:t>
       </w:r>
     </w:p>
     <w:p>
@@ -218,7 +225,11 @@
           </w14:textOutline>
         </w:rPr>
       </w:pPr>
-      <w:r>
+      <w:bookmarkStart w:id="0" w:name="_GoBack"/>
+      <w:bookmarkEnd w:id="0"/>
+    </w:p>
+    <w:p>
+      <w:pPr>
         <w:rPr>
           <w:rFonts w:ascii="Century Gothic" w:hAnsi="Century Gothic"/>
           <w:outline/>
@@ -235,11 +246,8 @@
             <w14:round/>
           </w14:textOutline>
         </w:rPr>
-        <w:t>Universidad Abierta Interamericana</w:t>
-      </w:r>
-    </w:p>
-    <w:p>
-      <w:pPr>
+      </w:pPr>
+      <w:r>
         <w:rPr>
           <w:rFonts w:ascii="Century Gothic" w:hAnsi="Century Gothic"/>
           <w:outline/>
@@ -256,6 +264,66 @@
             <w14:round/>
           </w14:textOutline>
         </w:rPr>
+        <w:t>Estudiante en Licenciatura en Administración</w:t>
+      </w:r>
+    </w:p>
+    <w:p>
+      <w:pPr>
+        <w:rPr>
+          <w:rFonts w:ascii="Century Gothic" w:hAnsi="Century Gothic"/>
+          <w:outline/>
+          <w:color w:val="000000" w:themeColor="text1"/>
+          <w:lang w:val="es-ES"/>
+          <w14:shadow w14:blurRad="38100" w14:dist="19050" w14:dir="2700000" w14:sx="100000" w14:sy="100000" w14:kx="0" w14:ky="0" w14:algn="tl">
+            <w14:schemeClr w14:val="dk1">
+              <w14:alpha w14:val="60000"/>
+            </w14:schemeClr>
+          </w14:shadow>
+          <w14:textOutline w14:w="0" w14:cap="flat" w14:cmpd="sng" w14:algn="ctr">
+            <w14:noFill/>
+            <w14:prstDash w14:val="solid"/>
+            <w14:round/>
+          </w14:textOutline>
+        </w:rPr>
+      </w:pPr>
+      <w:r>
+        <w:rPr>
+          <w:rFonts w:ascii="Century Gothic" w:hAnsi="Century Gothic"/>
+          <w:outline/>
+          <w:color w:val="000000" w:themeColor="text1"/>
+          <w:lang w:val="es-ES"/>
+          <w14:shadow w14:blurRad="38100" w14:dist="19050" w14:dir="2700000" w14:sx="100000" w14:sy="100000" w14:kx="0" w14:ky="0" w14:algn="tl">
+            <w14:schemeClr w14:val="dk1">
+              <w14:alpha w14:val="60000"/>
+            </w14:schemeClr>
+          </w14:shadow>
+          <w14:textOutline w14:w="0" w14:cap="flat" w14:cmpd="sng" w14:algn="ctr">
+            <w14:noFill/>
+            <w14:prstDash w14:val="solid"/>
+            <w14:round/>
+          </w14:textOutline>
+        </w:rPr>
+        <w:t>Universidad Abierta Interamericana</w:t>
+      </w:r>
+    </w:p>
+    <w:p>
+      <w:pPr>
+        <w:rPr>
+          <w:rFonts w:ascii="Century Gothic" w:hAnsi="Century Gothic"/>
+          <w:outline/>
+          <w:color w:val="000000" w:themeColor="text1"/>
+          <w:lang w:val="es-ES"/>
+          <w14:shadow w14:blurRad="38100" w14:dist="19050" w14:dir="2700000" w14:sx="100000" w14:sy="100000" w14:kx="0" w14:ky="0" w14:algn="tl">
+            <w14:schemeClr w14:val="dk1">
+              <w14:alpha w14:val="60000"/>
+            </w14:schemeClr>
+          </w14:shadow>
+          <w14:textOutline w14:w="0" w14:cap="flat" w14:cmpd="sng" w14:algn="ctr">
+            <w14:noFill/>
+            <w14:prstDash w14:val="solid"/>
+            <w14:round/>
+          </w14:textOutline>
+        </w:rPr>
       </w:pPr>
     </w:p>
     <w:p>
@@ -279,7 +347,7 @@
           </w14:textOutline>
         </w:rPr>
       </w:pPr>
-      <w:bookmarkStart w:id="0" w:name="_Toc175332741"/>
+      <w:bookmarkStart w:id="1" w:name="_Toc175332741"/>
       <w:r>
         <w:rPr>
           <w:rFonts w:ascii="Geometr415 Blk BT" w:hAnsi="Geometr415 Blk BT"/>
@@ -300,7 +368,7 @@
         </w:rPr>
         <w:t>Índice</w:t>
       </w:r>
-      <w:bookmarkEnd w:id="0"/>
+      <w:bookmarkEnd w:id="1"/>
     </w:p>
     <w:sdt>
       <w:sdtPr>
@@ -918,48 +986,31 @@
                   <w14:round/>
                 </w14:textOutline>
               </w:rPr>
-            </w:r>
-            <w:r>
-              <w:rPr>
-                <w:rFonts w:ascii="Microsoft Tai Le" w:hAnsi="Microsoft Tai Le" w:cs="Microsoft Tai Le"/>
-                <w:noProof/>
-                <w:webHidden/>
-                <w:color w:val="000000" w:themeColor="text1"/>
-                <w:sz w:val="28"/>
-                <w:szCs w:val="28"/>
-                <w14:shadow w14:blurRad="38100" w14:dist="19050" w14:dir="2700000" w14:sx="100000" w14:sy="100000" w14:kx="0" w14:ky="0" w14:algn="tl">
-                  <w14:schemeClr w14:val="dk1">
-                    <w14:alpha w14:val="60000"/>
-                  </w14:schemeClr>
-                </w14:shadow>
-                <w14:textOutline w14:w="0" w14:cap="flat" w14:cmpd="sng" w14:algn="ctr">
-                  <w14:noFill/>
-                  <w14:prstDash w14:val="solid"/>
-                  <w14:round/>
-                </w14:textOutline>
-              </w:rPr>
               <w:fldChar w:fldCharType="separate"/>
             </w:r>
             <w:r>
               <w:rPr>
                 <w:rFonts w:ascii="Microsoft Tai Le" w:hAnsi="Microsoft Tai Le" w:cs="Microsoft Tai Le"/>
-                <w:noProof/>
-                <w:webHidden/>
-                <w:color w:val="000000" w:themeColor="text1"/>
-                <w:sz w:val="28"/>
-                <w:szCs w:val="28"/>
-                <w14:shadow w14:blurRad="38100" w14:dist="19050" w14:dir="2700000" w14:sx="100000" w14:sy="100000" w14:kx="0" w14:ky="0" w14:algn="tl">
-                  <w14:schemeClr w14:val="dk1">
-                    <w14:alpha w14:val="60000"/>
-                  </w14:schemeClr>
-                </w14:shadow>
-                <w14:textOutline w14:w="0" w14:cap="flat" w14:cmpd="sng" w14:algn="ctr">
-                  <w14:noFill/>
-                  <w14:prstDash w14:val="solid"/>
-                  <w14:round/>
-                </w14:textOutline>
-              </w:rPr>
-              <w:t>3</w:t>
+                <w:b/>
+                <w:bCs/>
+                <w:noProof/>
+                <w:webHidden/>
+                <w:color w:val="000000" w:themeColor="text1"/>
+                <w:sz w:val="28"/>
+                <w:szCs w:val="28"/>
+                <w:lang w:val="es-ES"/>
+                <w14:shadow w14:blurRad="38100" w14:dist="19050" w14:dir="2700000" w14:sx="100000" w14:sy="100000" w14:kx="0" w14:ky="0" w14:algn="tl">
+                  <w14:schemeClr w14:val="dk1">
+                    <w14:alpha w14:val="60000"/>
+                  </w14:schemeClr>
+                </w14:shadow>
+                <w14:textOutline w14:w="0" w14:cap="flat" w14:cmpd="sng" w14:algn="ctr">
+                  <w14:noFill/>
+                  <w14:prstDash w14:val="solid"/>
+                  <w14:round/>
+                </w14:textOutline>
+              </w:rPr>
+              <w:t>¡Error! Marcador no definido.</w:t>
             </w:r>
             <w:r>
               <w:rPr>
@@ -1114,48 +1165,31 @@
                   <w14:round/>
                 </w14:textOutline>
               </w:rPr>
-            </w:r>
-            <w:r>
-              <w:rPr>
-                <w:rFonts w:ascii="Microsoft Tai Le" w:hAnsi="Microsoft Tai Le" w:cs="Microsoft Tai Le"/>
-                <w:noProof/>
-                <w:webHidden/>
-                <w:color w:val="000000" w:themeColor="text1"/>
-                <w:sz w:val="28"/>
-                <w:szCs w:val="28"/>
-                <w14:shadow w14:blurRad="38100" w14:dist="19050" w14:dir="2700000" w14:sx="100000" w14:sy="100000" w14:kx="0" w14:ky="0" w14:algn="tl">
-                  <w14:schemeClr w14:val="dk1">
-                    <w14:alpha w14:val="60000"/>
-                  </w14:schemeClr>
-                </w14:shadow>
-                <w14:textOutline w14:w="0" w14:cap="flat" w14:cmpd="sng" w14:algn="ctr">
-                  <w14:noFill/>
-                  <w14:prstDash w14:val="solid"/>
-                  <w14:round/>
-                </w14:textOutline>
-              </w:rPr>
               <w:fldChar w:fldCharType="separate"/>
             </w:r>
             <w:r>
               <w:rPr>
                 <w:rFonts w:ascii="Microsoft Tai Le" w:hAnsi="Microsoft Tai Le" w:cs="Microsoft Tai Le"/>
-                <w:noProof/>
-                <w:webHidden/>
-                <w:color w:val="000000" w:themeColor="text1"/>
-                <w:sz w:val="28"/>
-                <w:szCs w:val="28"/>
-                <w14:shadow w14:blurRad="38100" w14:dist="19050" w14:dir="2700000" w14:sx="100000" w14:sy="100000" w14:kx="0" w14:ky="0" w14:algn="tl">
-                  <w14:schemeClr w14:val="dk1">
-                    <w14:alpha w14:val="60000"/>
-                  </w14:schemeClr>
-                </w14:shadow>
-                <w14:textOutline w14:w="0" w14:cap="flat" w14:cmpd="sng" w14:algn="ctr">
-                  <w14:noFill/>
-                  <w14:prstDash w14:val="solid"/>
-                  <w14:round/>
-                </w14:textOutline>
-              </w:rPr>
-              <w:t>3</w:t>
+                <w:b/>
+                <w:bCs/>
+                <w:noProof/>
+                <w:webHidden/>
+                <w:color w:val="000000" w:themeColor="text1"/>
+                <w:sz w:val="28"/>
+                <w:szCs w:val="28"/>
+                <w:lang w:val="es-ES"/>
+                <w14:shadow w14:blurRad="38100" w14:dist="19050" w14:dir="2700000" w14:sx="100000" w14:sy="100000" w14:kx="0" w14:ky="0" w14:algn="tl">
+                  <w14:schemeClr w14:val="dk1">
+                    <w14:alpha w14:val="60000"/>
+                  </w14:schemeClr>
+                </w14:shadow>
+                <w14:textOutline w14:w="0" w14:cap="flat" w14:cmpd="sng" w14:algn="ctr">
+                  <w14:noFill/>
+                  <w14:prstDash w14:val="solid"/>
+                  <w14:round/>
+                </w14:textOutline>
+              </w:rPr>
+              <w:t>¡Error! Marcador no definido.</w:t>
             </w:r>
             <w:r>
               <w:rPr>
@@ -1351,7 +1385,7 @@
                   <w14:round/>
                 </w14:textOutline>
               </w:rPr>
-              <w:t>4</w:t>
+              <w:t>2</w:t>
             </w:r>
             <w:r>
               <w:rPr>
@@ -1547,7 +1581,7 @@
                   <w14:round/>
                 </w14:textOutline>
               </w:rPr>
-              <w:t>5</w:t>
+              <w:t>2</w:t>
             </w:r>
             <w:r>
               <w:rPr>
@@ -1743,7 +1777,7 @@
                   <w14:round/>
                 </w14:textOutline>
               </w:rPr>
-              <w:t>6</w:t>
+              <w:t>3</w:t>
             </w:r>
             <w:r>
               <w:rPr>
@@ -1939,7 +1973,7 @@
                   <w14:round/>
                 </w14:textOutline>
               </w:rPr>
-              <w:t>8</w:t>
+              <w:t>3</w:t>
             </w:r>
             <w:r>
               <w:rPr>
@@ -2135,7 +2169,7 @@
                   <w14:round/>
                 </w14:textOutline>
               </w:rPr>
-              <w:t>8</w:t>
+              <w:t>3</w:t>
             </w:r>
             <w:r>
               <w:rPr>
@@ -2331,7 +2365,7 @@
                   <w14:round/>
                 </w14:textOutline>
               </w:rPr>
-              <w:t>10</w:t>
+              <w:t>3</w:t>
             </w:r>
             <w:r>
               <w:rPr>
@@ -2527,7 +2561,7 @@
                   <w14:round/>
                 </w14:textOutline>
               </w:rPr>
-              <w:t>10</w:t>
+              <w:t>3</w:t>
             </w:r>
             <w:r>
               <w:rPr>
@@ -2723,7 +2757,7 @@
                   <w14:round/>
                 </w14:textOutline>
               </w:rPr>
-              <w:t>11</w:t>
+              <w:t>3</w:t>
             </w:r>
             <w:r>
               <w:rPr>
@@ -2919,7 +2953,7 @@
                   <w14:round/>
                 </w14:textOutline>
               </w:rPr>
-              <w:t>12</w:t>
+              <w:t>3</w:t>
             </w:r>
             <w:r>
               <w:rPr>
@@ -3016,7 +3050,7 @@
           </w14:textOutline>
         </w:rPr>
       </w:pPr>
-      <w:bookmarkStart w:id="1" w:name="_Toc175332742"/>
+      <w:bookmarkStart w:id="2" w:name="_Toc175332742"/>
       <w:r>
         <w:rPr>
           <w:rFonts w:ascii="Geometr415 Blk BT" w:hAnsi="Geometr415 Blk BT"/>
@@ -3035,7 +3069,6 @@
             <w14:round/>
           </w14:textOutline>
         </w:rPr>
-        <w:lastRenderedPageBreak/>
         <w:t>I</w:t>
       </w:r>
       <w:r>
@@ -3058,7 +3091,7 @@
         </w:rPr>
         <w:t>ntroducción</w:t>
       </w:r>
-      <w:bookmarkEnd w:id="1"/>
+      <w:bookmarkEnd w:id="2"/>
     </w:p>
     <w:p>
       <w:pPr>
@@ -3200,7 +3233,23 @@
           <w:rFonts w:ascii="Times New Roman" w:hAnsi="Times New Roman" w:cs="Times New Roman"/>
           <w:lang w:val="es-ES"/>
         </w:rPr>
-        <w:t>Nos encontramos frente a un sistema muy simple, fácil de usar, liviano, sin necesidad de archivos ni descargas complementarias. Básicamente es una planilla Excel en la cual se deben registrar operaciones de movimientos (ingresos o egresos), para que en una segunda hoja, se pueda visualizar a una fecha (modificable) el stock de cada código de producto.</w:t>
+        <w:t xml:space="preserve">Nos encontramos frente a un sistema muy simple, fácil de usar, liviano, sin necesidad de archivos ni descargas complementarias. Básicamente es una planilla Excel en la cual se deben registrar operaciones de movimientos (ingresos o egresos), para </w:t>
+      </w:r>
+      <w:proofErr w:type="gramStart"/>
+      <w:r>
+        <w:rPr>
+          <w:rFonts w:ascii="Times New Roman" w:hAnsi="Times New Roman" w:cs="Times New Roman"/>
+          <w:lang w:val="es-ES"/>
+        </w:rPr>
+        <w:t>que</w:t>
+      </w:r>
+      <w:proofErr w:type="gramEnd"/>
+      <w:r>
+        <w:rPr>
+          <w:rFonts w:ascii="Times New Roman" w:hAnsi="Times New Roman" w:cs="Times New Roman"/>
+          <w:lang w:val="es-ES"/>
+        </w:rPr>
+        <w:t xml:space="preserve"> en una segunda hoja, se pueda visualizar a una fecha (modificable) el stock de cada código de producto.</w:t>
       </w:r>
     </w:p>
     <w:p>
@@ -3219,8 +3268,6 @@
         </w:rPr>
         <w:t>Es un sistema muy simple al que se le pueden agregar muchísimos complementos, control y actualización de precios, cálculo de ingresos y egresos de cada producto, entre muchos otros, esto dependerá del cliente que lo utilice.</w:t>
       </w:r>
-      <w:bookmarkStart w:id="2" w:name="_GoBack"/>
-      <w:bookmarkEnd w:id="2"/>
     </w:p>
     <w:p>
       <w:pPr>
@@ -3493,6 +3540,7 @@
             <w14:round/>
           </w14:textOutline>
         </w:rPr>
+        <w:lastRenderedPageBreak/>
         <w:t>¿Cómo funciona?</w:t>
       </w:r>
       <w:bookmarkEnd w:id="5"/>
@@ -3671,7 +3719,6 @@
             <w14:round/>
           </w14:textOutline>
         </w:rPr>
-        <w:lastRenderedPageBreak/>
         <w:t>Interfaz interactivo</w:t>
       </w:r>
       <w:bookmarkEnd w:id="7"/>
@@ -5534,7 +5581,7 @@
 </file>
 
 <file path=customXml/itemProps1.xml><?xml version="1.0" encoding="utf-8"?>
-<ds:datastoreItem xmlns:ds="http://schemas.openxmlformats.org/officeDocument/2006/customXml" ds:itemID="{EDC5ECD3-D690-4B74-BDD1-F44D2F654E22}">
+<ds:datastoreItem xmlns:ds="http://schemas.openxmlformats.org/officeDocument/2006/customXml" ds:itemID="{4357217B-0ED2-43FA-82F3-509210D01562}">
   <ds:schemaRefs>
     <ds:schemaRef ds:uri="http://schemas.openxmlformats.org/officeDocument/2006/bibliography"/>
   </ds:schemaRefs>
